--- a/submission/submission_package/discovery_engine_preprint.docx
+++ b/submission/submission_package/discovery_engine_preprint.docx
@@ -1146,7 +1146,7 @@
         <w:pStyle w:val="FirstParagraph"/>
       </w:pPr>
       <w:r>
-        <w:t xml:space="preserve">The complete dataset (ranked candidates, knowledge graph, validation results, figures, and supplementary tables) is available on Zenodo: https://doi.org/10.5281/zenodo.XXXXXXX (CC-BY-4.0). Code is available at https://github.com/terciosilas/discovery-engine (MIT License). The pipeline is deterministic with seed=42; all inputs/outputs are tracked via SHA-256 checksums. 106 automated tests ensure correctness.</w:t>
+        <w:t xml:space="preserve">The complete dataset (ranked candidates, knowledge graph, validation results, figures, and supplementary tables) is available on Zenodo: https://doi.org/10.5281/zenodo.18966721 (CC-BY-4.0). Code is available at https://github.com/terciosilas/discovery-engine (MIT License). The pipeline is deterministic with seed=42; all inputs/outputs are tracked via SHA-256 checksums. 106 automated tests ensure correctness.</w:t>
       </w:r>
     </w:p>
     <w:bookmarkEnd w:id="41"/>
